--- a/template_internal_club.docx
+++ b/template_internal_club.docx
@@ -53,211 +53,13 @@
       </w:r>
       <w:r>
         <w:rPr>
-          <w:rFonts w:ascii="TH SarabunIT๙" w:hAnsi="TH SarabunIT๙" w:cs="TH SarabunIT๙"/>
-          <w:sz w:val="32"/>
-          <w:szCs w:val="32"/>
-          <w:cs/>
-          <w:lang w:bidi="th-TH"/>
-        </w:rPr>
-        <w:t>..........</w:t>
-      </w:r>
-      <w:r>
-        <w:rPr>
-          <w:sz w:val="32"/>
-          <w:szCs w:val="32"/>
-        </w:rPr>
-        <w:t xml:space="preserve"> </w:t>
-      </w:r>
-      <w:r>
-        <w:rPr>
-          <w:rFonts w:ascii="TH SarabunIT๙" w:hAnsi="TH SarabunIT๙" w:cs="TH SarabunIT๙"/>
-          <w:sz w:val="32"/>
-          <w:szCs w:val="32"/>
-          <w:lang w:bidi="th-TH"/>
-        </w:rPr>
-        <w:t>{{date}}</w:t>
-      </w:r>
-      <w:r>
-        <w:rPr>
-          <w:rFonts w:ascii="TH SarabunIT๙" w:hAnsi="TH SarabunIT๙" w:cs="TH SarabunIT๙"/>
-          <w:sz w:val="32"/>
-          <w:szCs w:val="32"/>
-          <w:cs/>
-          <w:lang w:bidi="th-TH"/>
-        </w:rPr>
-        <w:t>...........</w:t>
-      </w:r>
-    </w:p>
-    <w:p>
-      <w:pPr>
-        <w:tabs>
-          <w:tab w:val="left" w:pos="720"/>
-          <w:tab w:val="left" w:pos="4680"/>
-        </w:tabs>
-        <w:spacing w:after="0" w:line="240" w:lineRule="auto"/>
-        <w:rPr>
-          <w:rFonts w:ascii="TH SarabunIT๙" w:hAnsi="TH SarabunIT๙" w:cs="TH SarabunIT๙"/>
-          <w:sz w:val="24"/>
-          <w:szCs w:val="32"/>
-          <w:cs/>
-          <w:lang w:bidi="th-TH"/>
-        </w:rPr>
-      </w:pPr>
-      <w:r>
-        <w:rPr>
-          <w:rFonts w:ascii="TH SarabunIT๙" w:hAnsi="TH SarabunIT๙" w:cs="TH SarabunIT๙"/>
-          <w:sz w:val="24"/>
-          <w:szCs w:val="32"/>
-          <w:cs/>
-          <w:lang w:bidi="th-TH"/>
-        </w:rPr>
-        <w:t xml:space="preserve">เรื่อง </w:t>
-      </w:r>
-      <w:r>
-        <w:rPr>
-          <w:rFonts w:ascii="TH SarabunIT๙" w:hAnsi="TH SarabunIT๙" w:cs="TH SarabunIT๙"/>
-          <w:sz w:val="24"/>
-          <w:szCs w:val="32"/>
-          <w:cs/>
-          <w:lang w:bidi="th-TH"/>
-        </w:rPr>
-        <w:tab/>
-      </w:r>
-      <w:r>
-        <w:rPr>
-          <w:rFonts w:ascii="TH SarabunIT๙" w:hAnsi="TH SarabunIT๙" w:cs="TH SarabunIT๙"/>
-          <w:sz w:val="32"/>
-          <w:szCs w:val="32"/>
-          <w:lang w:bidi="th-TH"/>
-        </w:rPr>
-        <w:t>{{subject}}</w:t>
-      </w:r>
-    </w:p>
-    <w:p>
-      <w:pPr>
-        <w:tabs>
-          <w:tab w:val="left" w:pos="720"/>
-          <w:tab w:val="left" w:pos="4680"/>
-        </w:tabs>
-        <w:spacing w:after="0" w:line="240" w:lineRule="auto"/>
-        <w:rPr>
-          <w:rFonts w:ascii="TH SarabunIT๙" w:hAnsi="TH SarabunIT๙" w:cs="TH SarabunIT๙"/>
-          <w:sz w:val="24"/>
-          <w:szCs w:val="32"/>
-          <w:cs/>
-          <w:lang w:bidi="th-TH"/>
-        </w:rPr>
-      </w:pPr>
-      <w:r>
-        <w:rPr>
-          <w:rFonts w:ascii="TH SarabunIT๙" w:hAnsi="TH SarabunIT๙" w:cs="TH SarabunIT๙"/>
-          <w:sz w:val="24"/>
-          <w:szCs w:val="32"/>
-          <w:cs/>
-          <w:lang w:bidi="th-TH"/>
-        </w:rPr>
-        <w:t>เรียน</w:t>
-      </w:r>
-      <w:r>
-        <w:rPr>
-          <w:rFonts w:ascii="TH SarabunIT๙" w:hAnsi="TH SarabunIT๙" w:cs="TH SarabunIT๙"/>
-          <w:sz w:val="24"/>
-          <w:szCs w:val="32"/>
-          <w:cs/>
-          <w:lang w:bidi="th-TH"/>
-        </w:rPr>
-        <w:tab/>
-      </w:r>
-      <w:r>
-        <w:rPr>
-          <w:rFonts w:ascii="TH SarabunIT๙" w:hAnsi="TH SarabunIT๙" w:cs="TH SarabunIT๙"/>
-          <w:sz w:val="32"/>
-          <w:szCs w:val="32"/>
-          <w:lang w:bidi="th-TH"/>
-        </w:rPr>
-        <w:t>{{receiver}}</w:t>
-      </w:r>
-    </w:p>
-    <w:p>
-      <w:pPr>
-        <w:tabs>
-          <w:tab w:val="left" w:pos="720"/>
-          <w:tab w:val="left" w:pos="4680"/>
-        </w:tabs>
-        <w:spacing w:after="0" w:line="360" w:lineRule="auto"/>
-        <w:rPr>
-          <w:rFonts w:ascii="TH SarabunIT๙" w:hAnsi="TH SarabunIT๙" w:cs="TH SarabunIT๙"/>
-          <w:color w:val="FF0000"/>
-          <w:sz w:val="24"/>
-          <w:szCs w:val="32"/>
-          <w:cs/>
-          <w:lang w:bidi="th-TH"/>
-        </w:rPr>
-      </w:pPr>
-      <w:r>
-        <w:rPr>
-          <w:rFonts w:ascii="TH SarabunIT๙" w:hAnsi="TH SarabunIT๙" w:cs="TH SarabunIT๙"/>
-          <w:sz w:val="24"/>
-          <w:szCs w:val="32"/>
-          <w:cs/>
-          <w:lang w:bidi="th-TH"/>
-        </w:rPr>
-        <w:t xml:space="preserve">สิ่งที่แนบมาด้วย </w:t>
-      </w:r>
-      <w:r>
-        <w:rPr>
-          <w:rFonts w:ascii="TH SarabunIT๙" w:hAnsi="TH SarabunIT๙" w:cs="TH SarabunIT๙"/>
-          <w:color w:val="FF0000"/>
-          <w:sz w:val="24"/>
-          <w:szCs w:val="32"/>
-          <w:cs/>
-          <w:lang w:bidi="th-TH"/>
-        </w:rPr>
-        <w:t>(ถ้ามีให้ใส่มาด้วย ถ้าไม่มีให้ลบบรรทัดนี้ทิ้ง)</w:t>
-      </w:r>
-    </w:p>
-    <w:p>
-      <w:pPr>
-        <w:tabs>
-          <w:tab w:val="left" w:pos="720"/>
-          <w:tab w:val="left" w:pos="4680"/>
-        </w:tabs>
-        <w:spacing w:after="120"/>
-        <w:rPr>
-          <w:rFonts w:ascii="TH SarabunIT๙" w:hAnsi="TH SarabunIT๙" w:cs="TH SarabunIT๙"/>
-          <w:sz w:val="32"/>
-          <w:szCs w:val="32"/>
-          <w:lang w:bidi="th-TH"/>
-        </w:rPr>
-      </w:pPr>
-      <w:r>
-        <w:rPr>
-          <w:rFonts w:ascii="TH SarabunIT๙" w:hAnsi="TH SarabunIT๙" w:cs="TH SarabunIT๙"/>
-          <w:sz w:val="32"/>
-          <w:szCs w:val="32"/>
-          <w:cs/>
-          <w:lang w:bidi="th-TH"/>
-        </w:rPr>
-        <w:tab/>
-      </w:r>
-      <w:r>
-        <w:rPr>
-          <w:rFonts w:ascii="TH SarabunIT๙" w:hAnsi="TH SarabunIT๙" w:cs="TH SarabunIT๙"/>
-          <w:sz w:val="32"/>
-          <w:szCs w:val="32"/>
-          <w:lang w:bidi="th-TH"/>
-        </w:rPr>
-        <w:t>{{body}}</w:t>
-      </w:r>
-      <w:r>
-        <w:rPr>
           <w:rFonts w:ascii="TH SarabunIT๙" w:hAnsi="TH SarabunIT๙" w:cs="TH SarabunIT๙" w:hint="cs"/>
           <w:sz w:val="32"/>
           <w:szCs w:val="32"/>
           <w:cs/>
           <w:lang w:bidi="th-TH"/>
         </w:rPr>
-        <w:t xml:space="preserve"> โดยมอบหมายให้</w:t>
+        <w:t xml:space="preserve">    </w:t>
       </w:r>
       <w:r>
         <w:rPr>
@@ -266,7 +68,169 @@
           <w:szCs w:val="32"/>
           <w:lang w:bidi="th-TH"/>
         </w:rPr>
-        <w:t>{{ coordinator_name }}</w:t>
+        <w:t>{{date}}</w:t>
+      </w:r>
+    </w:p>
+    <w:p>
+      <w:pPr>
+        <w:tabs>
+          <w:tab w:val="left" w:pos="720"/>
+          <w:tab w:val="left" w:pos="4680"/>
+        </w:tabs>
+        <w:spacing w:after="0" w:line="240" w:lineRule="auto"/>
+        <w:rPr>
+          <w:rFonts w:ascii="TH SarabunIT๙" w:hAnsi="TH SarabunIT๙" w:cs="TH SarabunIT๙"/>
+          <w:sz w:val="24"/>
+          <w:szCs w:val="32"/>
+          <w:cs/>
+          <w:lang w:bidi="th-TH"/>
+        </w:rPr>
+      </w:pPr>
+      <w:r>
+        <w:rPr>
+          <w:rFonts w:ascii="TH SarabunIT๙" w:hAnsi="TH SarabunIT๙" w:cs="TH SarabunIT๙"/>
+          <w:sz w:val="24"/>
+          <w:szCs w:val="32"/>
+          <w:cs/>
+          <w:lang w:bidi="th-TH"/>
+        </w:rPr>
+        <w:t xml:space="preserve">เรื่อง </w:t>
+      </w:r>
+      <w:r>
+        <w:rPr>
+          <w:rFonts w:ascii="TH SarabunIT๙" w:hAnsi="TH SarabunIT๙" w:cs="TH SarabunIT๙"/>
+          <w:sz w:val="24"/>
+          <w:szCs w:val="32"/>
+          <w:cs/>
+          <w:lang w:bidi="th-TH"/>
+        </w:rPr>
+        <w:tab/>
+      </w:r>
+      <w:r>
+        <w:rPr>
+          <w:rFonts w:ascii="TH SarabunIT๙" w:hAnsi="TH SarabunIT๙" w:cs="TH SarabunIT๙"/>
+          <w:sz w:val="32"/>
+          <w:szCs w:val="32"/>
+          <w:lang w:bidi="th-TH"/>
+        </w:rPr>
+        <w:t>{{subject}}</w:t>
+      </w:r>
+    </w:p>
+    <w:p>
+      <w:pPr>
+        <w:tabs>
+          <w:tab w:val="left" w:pos="720"/>
+          <w:tab w:val="left" w:pos="4680"/>
+        </w:tabs>
+        <w:spacing w:after="0" w:line="240" w:lineRule="auto"/>
+        <w:rPr>
+          <w:rFonts w:ascii="TH SarabunIT๙" w:hAnsi="TH SarabunIT๙" w:cs="TH SarabunIT๙"/>
+          <w:sz w:val="24"/>
+          <w:szCs w:val="32"/>
+          <w:cs/>
+          <w:lang w:bidi="th-TH"/>
+        </w:rPr>
+      </w:pPr>
+      <w:r>
+        <w:rPr>
+          <w:rFonts w:ascii="TH SarabunIT๙" w:hAnsi="TH SarabunIT๙" w:cs="TH SarabunIT๙"/>
+          <w:sz w:val="24"/>
+          <w:szCs w:val="32"/>
+          <w:cs/>
+          <w:lang w:bidi="th-TH"/>
+        </w:rPr>
+        <w:t>เรียน</w:t>
+      </w:r>
+      <w:r>
+        <w:rPr>
+          <w:rFonts w:ascii="TH SarabunIT๙" w:hAnsi="TH SarabunIT๙" w:cs="TH SarabunIT๙"/>
+          <w:sz w:val="24"/>
+          <w:szCs w:val="32"/>
+          <w:cs/>
+          <w:lang w:bidi="th-TH"/>
+        </w:rPr>
+        <w:tab/>
+      </w:r>
+      <w:r>
+        <w:rPr>
+          <w:rFonts w:ascii="TH SarabunIT๙" w:hAnsi="TH SarabunIT๙" w:cs="TH SarabunIT๙"/>
+          <w:sz w:val="32"/>
+          <w:szCs w:val="32"/>
+          <w:lang w:bidi="th-TH"/>
+        </w:rPr>
+        <w:t>{{receiver}}</w:t>
+      </w:r>
+    </w:p>
+    <w:p>
+      <w:pPr>
+        <w:tabs>
+          <w:tab w:val="left" w:pos="720"/>
+          <w:tab w:val="left" w:pos="4680"/>
+        </w:tabs>
+        <w:spacing w:after="0" w:line="360" w:lineRule="auto"/>
+        <w:rPr>
+          <w:rFonts w:ascii="TH SarabunIT๙" w:hAnsi="TH SarabunIT๙" w:cs="TH SarabunIT๙"/>
+          <w:color w:val="FF0000"/>
+          <w:sz w:val="24"/>
+          <w:szCs w:val="32"/>
+          <w:cs/>
+          <w:lang w:bidi="th-TH"/>
+        </w:rPr>
+      </w:pPr>
+      <w:r>
+        <w:rPr>
+          <w:rFonts w:ascii="TH SarabunIT๙" w:hAnsi="TH SarabunIT๙" w:cs="TH SarabunIT๙"/>
+          <w:sz w:val="24"/>
+          <w:szCs w:val="32"/>
+          <w:cs/>
+          <w:lang w:bidi="th-TH"/>
+        </w:rPr>
+        <w:t xml:space="preserve">สิ่งที่แนบมาด้วย </w:t>
+      </w:r>
+      <w:r>
+        <w:rPr>
+          <w:rFonts w:ascii="TH SarabunIT๙" w:hAnsi="TH SarabunIT๙" w:cs="TH SarabunIT๙"/>
+          <w:color w:val="FF0000"/>
+          <w:sz w:val="24"/>
+          <w:szCs w:val="32"/>
+          <w:cs/>
+          <w:lang w:bidi="th-TH"/>
+        </w:rPr>
+        <w:t>(ถ้ามีให้ใส่มาด้วย ถ้าไม่มีให้ลบบรรทัดนี้ทิ้ง)</w:t>
+      </w:r>
+    </w:p>
+    <w:p>
+      <w:pPr>
+        <w:tabs>
+          <w:tab w:val="left" w:pos="720"/>
+          <w:tab w:val="left" w:pos="4680"/>
+        </w:tabs>
+        <w:spacing w:after="120"/>
+        <w:rPr>
+          <w:rFonts w:ascii="TH SarabunIT๙" w:hAnsi="TH SarabunIT๙" w:cs="TH SarabunIT๙"/>
+          <w:sz w:val="32"/>
+          <w:szCs w:val="32"/>
+          <w:lang w:bidi="th-TH"/>
+        </w:rPr>
+      </w:pPr>
+      <w:r>
+        <w:rPr>
+          <w:rFonts w:ascii="TH SarabunIT๙" w:hAnsi="TH SarabunIT๙" w:cs="TH SarabunIT๙"/>
+          <w:sz w:val="32"/>
+          <w:szCs w:val="32"/>
+          <w:cs/>
+          <w:lang w:bidi="th-TH"/>
+        </w:rPr>
+        <w:tab/>
+      </w:r>
+      <w:r>
+        <w:rPr>
+          <w:rFonts w:ascii="TH SarabunIT๙" w:hAnsi="TH SarabunIT๙" w:cs="TH SarabunIT๙"/>
+          <w:sz w:val="32"/>
+          <w:szCs w:val="32"/>
+          <w:lang w:bidi="th-TH"/>
+        </w:rPr>
+        <w:t>{{body}}</w:t>
       </w:r>
       <w:r>
         <w:rPr>
@@ -276,7 +240,7 @@
           <w:cs/>
           <w:lang w:bidi="th-TH"/>
         </w:rPr>
-        <w:t xml:space="preserve"> โทรศัพท์ </w:t>
+        <w:t xml:space="preserve"> โดยมอบหมายให้</w:t>
       </w:r>
       <w:r>
         <w:rPr>
@@ -285,7 +249,7 @@
           <w:szCs w:val="32"/>
           <w:lang w:bidi="th-TH"/>
         </w:rPr>
-        <w:t>{{ coordinator_phone }}</w:t>
+        <w:t>{{ coordinator_name }}</w:t>
       </w:r>
       <w:r>
         <w:rPr>
@@ -295,6 +259,25 @@
           <w:cs/>
           <w:lang w:bidi="th-TH"/>
         </w:rPr>
+        <w:t xml:space="preserve"> โทรศัพท์ </w:t>
+      </w:r>
+      <w:r>
+        <w:rPr>
+          <w:rFonts w:ascii="TH SarabunIT๙" w:hAnsi="TH SarabunIT๙" w:cs="TH SarabunIT๙"/>
+          <w:sz w:val="32"/>
+          <w:szCs w:val="32"/>
+          <w:lang w:bidi="th-TH"/>
+        </w:rPr>
+        <w:t>{{ coordinator_phone }}</w:t>
+      </w:r>
+      <w:r>
+        <w:rPr>
+          <w:rFonts w:ascii="TH SarabunIT๙" w:hAnsi="TH SarabunIT๙" w:cs="TH SarabunIT๙" w:hint="cs"/>
+          <w:sz w:val="32"/>
+          <w:szCs w:val="32"/>
+          <w:cs/>
+          <w:lang w:bidi="th-TH"/>
+        </w:rPr>
         <w:t xml:space="preserve"> เป็นผู้ประสาน</w:t>
       </w:r>
     </w:p>
@@ -339,7 +322,7 @@
           <w:tab w:val="left" w:pos="4680"/>
         </w:tabs>
         <w:rPr>
-          <w:rFonts w:ascii="TH SarabunIT๙" w:hAnsi="TH SarabunIT๙" w:cs="TH SarabunIT๙" w:hint="cs"/>
+          <w:rFonts w:ascii="TH SarabunIT๙" w:hAnsi="TH SarabunIT๙" w:cs="TH SarabunIT๙"/>
           <w:sz w:val="32"/>
           <w:szCs w:val="32"/>
           <w:cs/>
@@ -1752,6 +1735,7 @@
   <w:style w:type="character" w:default="1" w:styleId="DefaultParagraphFont">
     <w:name w:val="Default Paragraph Font"/>
     <w:uiPriority w:val="1"/>
+    <w:semiHidden/>
     <w:unhideWhenUsed/>
   </w:style>
   <w:style w:type="table" w:default="1" w:styleId="TableNormal">
